--- a/Toy_Instructions/Sound_Movement_Light/Toysery_Spinning_Light_Up_Wand/Toysery_Spinning_Light_Up_Wand_Maker_Guide.docx
+++ b/Toy_Instructions/Sound_Movement_Light/Toysery_Spinning_Light_Up_Wand/Toysery_Spinning_Light_Up_Wand_Maker_Guide.docx
@@ -424,6 +424,23 @@
               <w:t>AA battery (x3)</w:t>
             </w:r>
           </w:p>
+          <w:p/>
+          <w:p>
+            <w:r>
+              <w:t xml:space="preserve">Refer to the </w:t>
+            </w:r>
+            <w:hyperlink r:id="rId14" w:history="1">
+              <w:r>
+                <w:rPr>
+                  <w:rStyle w:val="Hyperlink"/>
+                </w:rPr>
+                <w:t>Tool and Component List</w:t>
+              </w:r>
+            </w:hyperlink>
+            <w:r>
+              <w:t xml:space="preserve"> for purchasing details.</w:t>
+            </w:r>
+          </w:p>
         </w:tc>
       </w:tr>
       <w:tr>
@@ -473,7 +490,7 @@
                           <pic:cNvPicPr/>
                         </pic:nvPicPr>
                         <pic:blipFill>
-                          <a:blip r:embed="rId14" cstate="print">
+                          <a:blip r:embed="rId15" cstate="print">
                             <a:extLst>
                               <a:ext uri="{28A0092B-C50C-407E-A947-70E740481C1C}">
                                 <a14:useLocalDpi xmlns:a14="http://schemas.microsoft.com/office/drawing/2010/main" val="0"/>
@@ -550,7 +567,7 @@
                           <pic:cNvPicPr/>
                         </pic:nvPicPr>
                         <pic:blipFill>
-                          <a:blip r:embed="rId15" cstate="print">
+                          <a:blip r:embed="rId16" cstate="print">
                             <a:extLst>
                               <a:ext uri="{28A0092B-C50C-407E-A947-70E740481C1C}">
                                 <a14:useLocalDpi xmlns:a14="http://schemas.microsoft.com/office/drawing/2010/main" val="0"/>
@@ -629,7 +646,7 @@
                           </pic:cNvPicPr>
                         </pic:nvPicPr>
                         <pic:blipFill rotWithShape="1">
-                          <a:blip r:embed="rId16" cstate="print">
+                          <a:blip r:embed="rId17" cstate="print">
                             <a:extLst>
                               <a:ext uri="{28A0092B-C50C-407E-A947-70E740481C1C}">
                                 <a14:useLocalDpi xmlns:a14="http://schemas.microsoft.com/office/drawing/2010/main" val="0"/>
@@ -699,7 +716,7 @@
                           </pic:cNvPicPr>
                         </pic:nvPicPr>
                         <pic:blipFill rotWithShape="1">
-                          <a:blip r:embed="rId16" cstate="print">
+                          <a:blip r:embed="rId17" cstate="print">
                             <a:extLst>
                               <a:ext uri="{28A0092B-C50C-407E-A947-70E740481C1C}">
                                 <a14:useLocalDpi xmlns:a14="http://schemas.microsoft.com/office/drawing/2010/main" val="0"/>
@@ -769,7 +786,7 @@
                           </pic:cNvPicPr>
                         </pic:nvPicPr>
                         <pic:blipFill rotWithShape="1">
-                          <a:blip r:embed="rId16" cstate="print">
+                          <a:blip r:embed="rId17" cstate="print">
                             <a:extLst>
                               <a:ext uri="{28A0092B-C50C-407E-A947-70E740481C1C}">
                                 <a14:useLocalDpi xmlns:a14="http://schemas.microsoft.com/office/drawing/2010/main" val="0"/>
@@ -1023,7 +1040,7 @@
                           <pic:cNvPicPr/>
                         </pic:nvPicPr>
                         <pic:blipFill rotWithShape="1">
-                          <a:blip r:embed="rId17" cstate="print">
+                          <a:blip r:embed="rId18" cstate="print">
                             <a:extLst>
                               <a:ext uri="{28A0092B-C50C-407E-A947-70E740481C1C}">
                                 <a14:useLocalDpi xmlns:a14="http://schemas.microsoft.com/office/drawing/2010/main" val="0"/>
@@ -1146,7 +1163,7 @@
                           <pic:cNvPicPr/>
                         </pic:nvPicPr>
                         <pic:blipFill rotWithShape="1">
-                          <a:blip r:embed="rId18" cstate="print">
+                          <a:blip r:embed="rId19" cstate="print">
                             <a:extLst>
                               <a:ext uri="{28A0092B-C50C-407E-A947-70E740481C1C}">
                                 <a14:useLocalDpi xmlns:a14="http://schemas.microsoft.com/office/drawing/2010/main" val="0"/>
@@ -1242,21 +1259,7 @@
               <w:rPr>
                 <w:lang w:val="en-US"/>
               </w:rPr>
-              <w:t xml:space="preserve"> on top of </w:t>
-            </w:r>
-            <w:proofErr w:type="gramStart"/>
-            <w:r>
-              <w:rPr>
-                <w:lang w:val="en-US"/>
-              </w:rPr>
-              <w:t>a</w:t>
-            </w:r>
-            <w:proofErr w:type="gramEnd"/>
-            <w:r>
-              <w:rPr>
-                <w:lang w:val="en-US"/>
-              </w:rPr>
-              <w:t xml:space="preserve"> AA battery (middle image). Secure the mono jack to the 3d printed base (right). Insert the wand into the 3d printed base and secure with two screws underneath.</w:t>
+              <w:t xml:space="preserve"> on top of a AA battery (middle image). Secure the mono jack to the 3d printed base (right). Insert the wand into the 3d printed base and secure with two screws underneath.</w:t>
             </w:r>
           </w:p>
           <w:p>
@@ -1307,7 +1310,7 @@
                           </pic:cNvPicPr>
                         </pic:nvPicPr>
                         <pic:blipFill rotWithShape="1">
-                          <a:blip r:embed="rId19" cstate="print">
+                          <a:blip r:embed="rId20" cstate="print">
                             <a:extLst>
                               <a:ext uri="{28A0092B-C50C-407E-A947-70E740481C1C}">
                                 <a14:useLocalDpi xmlns:a14="http://schemas.microsoft.com/office/drawing/2010/main" val="0"/>
@@ -1462,7 +1465,7 @@
                           </pic:cNvPicPr>
                         </pic:nvPicPr>
                         <pic:blipFill rotWithShape="1">
-                          <a:blip r:embed="rId20" cstate="print">
+                          <a:blip r:embed="rId21" cstate="print">
                             <a:extLst>
                               <a:ext uri="{28A0092B-C50C-407E-A947-70E740481C1C}">
                                 <a14:useLocalDpi xmlns:a14="http://schemas.microsoft.com/office/drawing/2010/main" val="0"/>
@@ -1564,7 +1567,7 @@
                           </pic:cNvPicPr>
                         </pic:nvPicPr>
                         <pic:blipFill rotWithShape="1">
-                          <a:blip r:embed="rId21" cstate="print">
+                          <a:blip r:embed="rId22" cstate="print">
                             <a:extLst>
                               <a:ext uri="{28A0092B-C50C-407E-A947-70E740481C1C}">
                                 <a14:useLocalDpi xmlns:a14="http://schemas.microsoft.com/office/drawing/2010/main" val="0"/>
@@ -1668,7 +1671,7 @@
                           <pic:cNvPicPr/>
                         </pic:nvPicPr>
                         <pic:blipFill rotWithShape="1">
-                          <a:blip r:embed="rId22" cstate="print">
+                          <a:blip r:embed="rId23" cstate="print">
                             <a:extLst>
                               <a:ext uri="{28A0092B-C50C-407E-A947-70E740481C1C}">
                                 <a14:useLocalDpi xmlns:a14="http://schemas.microsoft.com/office/drawing/2010/main" val="0"/>
@@ -1756,8 +1759,8 @@
       </w:pPr>
     </w:p>
     <w:sectPr>
-      <w:headerReference w:type="default" r:id="rId23"/>
-      <w:footerReference w:type="default" r:id="rId24"/>
+      <w:headerReference w:type="default" r:id="rId24"/>
+      <w:footerReference w:type="default" r:id="rId25"/>
       <w:pgSz w:w="12240" w:h="15840"/>
       <w:pgMar w:top="1440" w:right="1440" w:bottom="1440" w:left="1440" w:header="720" w:footer="708" w:gutter="0"/>
       <w:cols w:space="708"/>
@@ -5027,15 +5030,6 @@
 </file>
 
 <file path=customXml/item1.xml><?xml version="1.0" encoding="utf-8"?>
-<?mso-contentType ?>
-<FormTemplates xmlns="http://schemas.microsoft.com/sharepoint/v3/contenttype/forms">
-  <Display>DocumentLibraryForm</Display>
-  <Edit>DocumentLibraryForm</Edit>
-  <New>DocumentLibraryForm</New>
-</FormTemplates>
-</file>
-
-<file path=customXml/item2.xml><?xml version="1.0" encoding="utf-8"?>
 <ct:contentTypeSchema xmlns:ct="http://schemas.microsoft.com/office/2006/metadata/contentType" xmlns:ma="http://schemas.microsoft.com/office/2006/metadata/properties/metaAttributes" ct:_="" ma:_="" ma:contentTypeName="Document" ma:contentTypeID="0x010100456CAEA290209545A9F8681F83603874" ma:contentTypeVersion="19" ma:contentTypeDescription="Create a new document." ma:contentTypeScope="" ma:versionID="4bf10bb897fc0ef406baa02b9d664253">
   <xsd:schema xmlns:xsd="http://www.w3.org/2001/XMLSchema" xmlns:xs="http://www.w3.org/2001/XMLSchema" xmlns:p="http://schemas.microsoft.com/office/2006/metadata/properties" xmlns:ns2="8cf100d1-0775-4feb-8634-62999c4541bc" xmlns:ns3="38b325e6-602c-452a-8617-173bf47082c5" targetNamespace="http://schemas.microsoft.com/office/2006/metadata/properties" ma:root="true" ma:fieldsID="1c6be4edf2b996d6a6f54fa7c1dd8d7b" ns2:_="" ns3:_="">
     <xsd:import namespace="8cf100d1-0775-4feb-8634-62999c4541bc"/>
@@ -5290,11 +5284,16 @@
 </ct:contentTypeSchema>
 </file>
 
-<file path=customXml/item3.xml><?xml version="1.0" encoding="utf-8"?>
-<b:Sources xmlns:b="http://schemas.openxmlformats.org/officeDocument/2006/bibliography" xmlns="http://schemas.openxmlformats.org/officeDocument/2006/bibliography" SelectedStyle="\APASixthEditionOfficeOnline.xsl" StyleName="APA" Version="6"/>
+<file path=customXml/item2.xml><?xml version="1.0" encoding="utf-8"?>
+<?mso-contentType ?>
+<FormTemplates xmlns="http://schemas.microsoft.com/sharepoint/v3/contenttype/forms">
+  <Display>DocumentLibraryForm</Display>
+  <Edit>DocumentLibraryForm</Edit>
+  <New>DocumentLibraryForm</New>
+</FormTemplates>
 </file>
 
-<file path=customXml/item4.xml><?xml version="1.0" encoding="utf-8"?>
+<file path=customXml/item3.xml><?xml version="1.0" encoding="utf-8"?>
 <p:properties xmlns:p="http://schemas.microsoft.com/office/2006/metadata/properties" xmlns:xsi="http://www.w3.org/2001/XMLSchema-instance" xmlns:pc="http://schemas.microsoft.com/office/infopath/2007/PartnerControls">
   <documentManagement>
     <TaxCatchAll xmlns="38b325e6-602c-452a-8617-173bf47082c5" xsi:nil="true"/>
@@ -5305,15 +5304,11 @@
 </p:properties>
 </file>
 
-<file path=customXml/itemProps1.xml><?xml version="1.0" encoding="utf-8"?>
-<ds:datastoreItem xmlns:ds="http://schemas.openxmlformats.org/officeDocument/2006/customXml" ds:itemID="{2585761D-1AE9-4796-83E7-A2FC381967AF}">
-  <ds:schemaRefs>
-    <ds:schemaRef ds:uri="http://schemas.microsoft.com/sharepoint/v3/contenttype/forms"/>
-  </ds:schemaRefs>
-</ds:datastoreItem>
+<file path=customXml/item4.xml><?xml version="1.0" encoding="utf-8"?>
+<b:Sources xmlns:b="http://schemas.openxmlformats.org/officeDocument/2006/bibliography" xmlns="http://schemas.openxmlformats.org/officeDocument/2006/bibliography" SelectedStyle="\APASixthEditionOfficeOnline.xsl" StyleName="APA" Version="6"/>
 </file>
 
-<file path=customXml/itemProps2.xml><?xml version="1.0" encoding="utf-8"?>
+<file path=customXml/itemProps1.xml><?xml version="1.0" encoding="utf-8"?>
 <ds:datastoreItem xmlns:ds="http://schemas.openxmlformats.org/officeDocument/2006/customXml" ds:itemID="{CF042F1A-B9E5-4551-B3C0-AC2DF1AF3BD5}">
   <ds:schemaRefs>
     <ds:schemaRef ds:uri="http://schemas.microsoft.com/office/2006/metadata/contentType"/>
@@ -5332,27 +5327,29 @@
 </ds:datastoreItem>
 </file>
 
+<file path=customXml/itemProps2.xml><?xml version="1.0" encoding="utf-8"?>
+<ds:datastoreItem xmlns:ds="http://schemas.openxmlformats.org/officeDocument/2006/customXml" ds:itemID="{2585761D-1AE9-4796-83E7-A2FC381967AF}">
+  <ds:schemaRefs>
+    <ds:schemaRef ds:uri="http://schemas.microsoft.com/sharepoint/v3/contenttype/forms"/>
+  </ds:schemaRefs>
+</ds:datastoreItem>
+</file>
+
 <file path=customXml/itemProps3.xml><?xml version="1.0" encoding="utf-8"?>
+<ds:datastoreItem xmlns:ds="http://schemas.openxmlformats.org/officeDocument/2006/customXml" ds:itemID="{3A085C18-819E-4466-9494-DD461C39C2B0}">
+  <ds:schemaRefs>
+    <ds:schemaRef ds:uri="http://schemas.microsoft.com/office/2006/metadata/properties"/>
+    <ds:schemaRef ds:uri="http://schemas.microsoft.com/office/infopath/2007/PartnerControls"/>
+    <ds:schemaRef ds:uri="38b325e6-602c-452a-8617-173bf47082c5"/>
+    <ds:schemaRef ds:uri="8cf100d1-0775-4feb-8634-62999c4541bc"/>
+  </ds:schemaRefs>
+</ds:datastoreItem>
+</file>
+
+<file path=customXml/itemProps4.xml><?xml version="1.0" encoding="utf-8"?>
 <ds:datastoreItem xmlns:ds="http://schemas.openxmlformats.org/officeDocument/2006/customXml" ds:itemID="{C438ADBA-56D5-474C-BF2C-97C24DDF66BD}">
   <ds:schemaRefs>
     <ds:schemaRef ds:uri="http://schemas.openxmlformats.org/officeDocument/2006/bibliography"/>
   </ds:schemaRefs>
 </ds:datastoreItem>
-</file>
-
-<file path=customXml/itemProps4.xml><?xml version="1.0" encoding="utf-8"?>
-<ds:datastoreItem xmlns:ds="http://schemas.openxmlformats.org/officeDocument/2006/customXml" ds:itemID="{3A085C18-819E-4466-9494-DD461C39C2B0}">
-  <ds:schemaRefs>
-    <ds:schemaRef ds:uri="http://purl.org/dc/elements/1.1/"/>
-    <ds:schemaRef ds:uri="38b325e6-602c-452a-8617-173bf47082c5"/>
-    <ds:schemaRef ds:uri="http://schemas.microsoft.com/office/2006/documentManagement/types"/>
-    <ds:schemaRef ds:uri="http://www.w3.org/XML/1998/namespace"/>
-    <ds:schemaRef ds:uri="http://purl.org/dc/dcmitype/"/>
-    <ds:schemaRef ds:uri="http://purl.org/dc/terms/"/>
-    <ds:schemaRef ds:uri="http://schemas.microsoft.com/office/infopath/2007/PartnerControls"/>
-    <ds:schemaRef ds:uri="http://schemas.openxmlformats.org/package/2006/metadata/core-properties"/>
-    <ds:schemaRef ds:uri="8cf100d1-0775-4feb-8634-62999c4541bc"/>
-    <ds:schemaRef ds:uri="http://schemas.microsoft.com/office/2006/metadata/properties"/>
-  </ds:schemaRefs>
-</ds:datastoreItem>
 </file>